--- a/Observability Metrics.docx
+++ b/Observability Metrics.docx
@@ -18,7 +18,7 @@
           <w:sz w:val="44"/>
           <w:szCs w:val="44"/>
         </w:rPr>
-        <w:t xml:space="preserve">                       </w:t>
+        <w:t xml:space="preserve">          </w:t>
       </w:r>
       <w:r>
         <w:rPr>
@@ -27,7 +27,7 @@
           <w:sz w:val="44"/>
           <w:szCs w:val="44"/>
         </w:rPr>
-        <w:t xml:space="preserve">Observability Metrics </w:t>
+        <w:t>Observability Metrics – Concept Notes</w:t>
       </w:r>
     </w:p>
     <w:p/>
@@ -47,32 +47,41 @@
           <w:sz w:val="32"/>
           <w:szCs w:val="32"/>
         </w:rPr>
-        <w:t>Introduction</w:t>
-      </w:r>
-    </w:p>
-    <w:p>
-      <w:pPr>
-        <w:rPr>
-          <w:sz w:val="28"/>
-          <w:szCs w:val="28"/>
-        </w:rPr>
-      </w:pPr>
-      <w:r>
-        <w:rPr>
-          <w:sz w:val="28"/>
-          <w:szCs w:val="28"/>
-        </w:rPr>
-        <w:t>Observability is used to understand how an application or system is performing internally. In modern cloud and distributed environments, systems are made up of many services working together. Because of this complexity, observability helps engineers monitor systems and quickly identify problems when something goes wrong.</w:t>
-      </w:r>
-    </w:p>
-    <w:p>
-      <w:pPr>
-        <w:rPr>
-          <w:sz w:val="28"/>
-          <w:szCs w:val="28"/>
-        </w:rPr>
-      </w:pPr>
-    </w:p>
+        <w:t>What is Observability</w:t>
+      </w:r>
+    </w:p>
+    <w:p>
+      <w:pPr>
+        <w:rPr>
+          <w:sz w:val="28"/>
+          <w:szCs w:val="28"/>
+        </w:rPr>
+      </w:pPr>
+      <w:r>
+        <w:rPr>
+          <w:sz w:val="28"/>
+          <w:szCs w:val="28"/>
+        </w:rPr>
+        <w:t xml:space="preserve">Observability is the ability to understand what is happening inside a system by </w:t>
+      </w:r>
+      <w:proofErr w:type="spellStart"/>
+      <w:r>
+        <w:rPr>
+          <w:sz w:val="28"/>
+          <w:szCs w:val="28"/>
+        </w:rPr>
+        <w:t>analyzing</w:t>
+      </w:r>
+      <w:proofErr w:type="spellEnd"/>
+      <w:r>
+        <w:rPr>
+          <w:sz w:val="28"/>
+          <w:szCs w:val="28"/>
+        </w:rPr>
+        <w:t xml:space="preserve"> the data it produces.</w:t>
+      </w:r>
+    </w:p>
+    <w:p/>
     <w:p>
       <w:pPr>
         <w:rPr>
@@ -104,288 +113,142 @@
           <w:sz w:val="28"/>
           <w:szCs w:val="28"/>
         </w:rPr>
-        <w:t>Metrics are numerical data values that measure the performance and health of a system over time. These values are collected from servers, applications, or containers at regular intervals. Metrics help engineers understand how the system is behaving and whether it is performing normally.</w:t>
-      </w:r>
-    </w:p>
-    <w:p>
-      <w:pPr>
-        <w:rPr>
-          <w:sz w:val="28"/>
-          <w:szCs w:val="28"/>
-        </w:rPr>
-      </w:pPr>
-      <w:r>
-        <w:rPr>
-          <w:sz w:val="28"/>
-          <w:szCs w:val="28"/>
-        </w:rPr>
-        <w:t>Some common examples of metrics are CPU usage, memory usage, disk usage, network traffic, and response time.</w:t>
+        <w:t>Metrics are numerical measurements that show the performance and health of a system over time.</w:t>
       </w:r>
     </w:p>
     <w:p/>
     <w:p>
       <w:pPr>
+        <w:rPr>
+          <w:sz w:val="28"/>
+          <w:szCs w:val="28"/>
+        </w:rPr>
+      </w:pPr>
+      <w:r>
         <w:rPr>
           <w:b/>
           <w:bCs/>
           <w:sz w:val="32"/>
           <w:szCs w:val="32"/>
         </w:rPr>
-      </w:pPr>
-      <w:r>
+        <w:t>Examples:</w:t>
+      </w:r>
+      <w:r>
+        <w:rPr>
+          <w:sz w:val="28"/>
+          <w:szCs w:val="28"/>
+        </w:rPr>
+        <w:t xml:space="preserve"> CPU usage, memory usage, network traffic, request count.</w:t>
+      </w:r>
+    </w:p>
+    <w:p/>
+    <w:p>
+      <w:pPr>
         <w:rPr>
           <w:b/>
           <w:bCs/>
           <w:sz w:val="32"/>
           <w:szCs w:val="32"/>
         </w:rPr>
-        <w:t>Importance of Metrics in Observability</w:t>
-      </w:r>
-    </w:p>
-    <w:p>
-      <w:pPr>
-        <w:rPr>
-          <w:sz w:val="28"/>
-          <w:szCs w:val="28"/>
-        </w:rPr>
-      </w:pPr>
-      <w:r>
-        <w:rPr>
-          <w:sz w:val="28"/>
-          <w:szCs w:val="28"/>
-        </w:rPr>
-        <w:t xml:space="preserve">Metrics play an important role in monitoring system performance. Engineers use metrics to build dashboards and create alerts so that they can detect problems early. By </w:t>
-      </w:r>
-      <w:proofErr w:type="spellStart"/>
-      <w:r>
-        <w:rPr>
-          <w:sz w:val="28"/>
-          <w:szCs w:val="28"/>
-        </w:rPr>
-        <w:t>analyzing</w:t>
-      </w:r>
-      <w:proofErr w:type="spellEnd"/>
-      <w:r>
-        <w:rPr>
-          <w:sz w:val="28"/>
-          <w:szCs w:val="28"/>
-        </w:rPr>
-        <w:t xml:space="preserve"> these metrics, teams can identify abnormal </w:t>
-      </w:r>
-      <w:proofErr w:type="spellStart"/>
-      <w:r>
-        <w:rPr>
-          <w:sz w:val="28"/>
-          <w:szCs w:val="28"/>
-        </w:rPr>
-        <w:t>behavior</w:t>
-      </w:r>
-      <w:proofErr w:type="spellEnd"/>
-      <w:r>
-        <w:rPr>
-          <w:sz w:val="28"/>
-          <w:szCs w:val="28"/>
-        </w:rPr>
-        <w:t xml:space="preserve"> such as high CPU usage or slow response time and take action before the system is affected.</w:t>
-      </w:r>
-    </w:p>
-    <w:p>
-      <w:pPr>
-        <w:rPr>
-          <w:sz w:val="28"/>
-          <w:szCs w:val="28"/>
-        </w:rPr>
-      </w:pPr>
-    </w:p>
-    <w:p>
-      <w:pPr>
+      </w:pPr>
+      <w:r>
         <w:rPr>
           <w:b/>
           <w:bCs/>
           <w:sz w:val="32"/>
           <w:szCs w:val="32"/>
         </w:rPr>
-      </w:pPr>
-      <w:r>
+        <w:t>Why Metrics are Important</w:t>
+      </w:r>
+    </w:p>
+    <w:p>
+      <w:pPr>
+        <w:rPr>
+          <w:sz w:val="28"/>
+          <w:szCs w:val="28"/>
+        </w:rPr>
+      </w:pPr>
+      <w:r>
+        <w:rPr>
+          <w:sz w:val="28"/>
+          <w:szCs w:val="28"/>
+        </w:rPr>
+        <w:t>Metrics help engineers monitor system performance, detect problems early, and analy</w:t>
+      </w:r>
+      <w:r>
+        <w:rPr>
+          <w:sz w:val="28"/>
+          <w:szCs w:val="28"/>
+        </w:rPr>
+        <w:t>s</w:t>
+      </w:r>
+      <w:r>
+        <w:rPr>
+          <w:sz w:val="28"/>
+          <w:szCs w:val="28"/>
+        </w:rPr>
+        <w:t>e system behavio</w:t>
+      </w:r>
+      <w:r>
+        <w:rPr>
+          <w:sz w:val="28"/>
+          <w:szCs w:val="28"/>
+        </w:rPr>
+        <w:t>u</w:t>
+      </w:r>
+      <w:r>
+        <w:rPr>
+          <w:sz w:val="28"/>
+          <w:szCs w:val="28"/>
+        </w:rPr>
+        <w:t>r using dashboards and alerts.</w:t>
+      </w:r>
+    </w:p>
+    <w:p/>
+    <w:p>
+      <w:pPr>
         <w:rPr>
           <w:b/>
           <w:bCs/>
           <w:sz w:val="32"/>
           <w:szCs w:val="32"/>
         </w:rPr>
-        <w:t>Three Pillars of Observability</w:t>
-      </w:r>
-    </w:p>
-    <w:p>
-      <w:pPr>
-        <w:rPr>
-          <w:sz w:val="28"/>
-          <w:szCs w:val="28"/>
-        </w:rPr>
-      </w:pPr>
-      <w:r>
-        <w:rPr>
-          <w:sz w:val="28"/>
-          <w:szCs w:val="28"/>
-        </w:rPr>
-        <w:t>Observability is commonly based on three important components called the three pillars: metrics, logs, and traces.</w:t>
-      </w:r>
-    </w:p>
-    <w:p>
-      <w:pPr>
-        <w:rPr>
-          <w:sz w:val="28"/>
-          <w:szCs w:val="28"/>
-        </w:rPr>
-      </w:pPr>
-      <w:r>
-        <w:rPr>
-          <w:sz w:val="28"/>
-          <w:szCs w:val="28"/>
-        </w:rPr>
-        <w:tab/>
-        <w:t>•</w:t>
-      </w:r>
-      <w:r>
-        <w:rPr>
-          <w:sz w:val="28"/>
-          <w:szCs w:val="28"/>
-        </w:rPr>
-        <w:tab/>
-        <w:t>Metrics provide numerical data about system performance.</w:t>
-      </w:r>
-    </w:p>
-    <w:p>
-      <w:pPr>
-        <w:rPr>
-          <w:sz w:val="28"/>
-          <w:szCs w:val="28"/>
-        </w:rPr>
-      </w:pPr>
-      <w:r>
-        <w:rPr>
-          <w:sz w:val="28"/>
-          <w:szCs w:val="28"/>
-        </w:rPr>
-        <w:tab/>
-        <w:t>•</w:t>
-      </w:r>
-      <w:r>
-        <w:rPr>
-          <w:sz w:val="28"/>
-          <w:szCs w:val="28"/>
-        </w:rPr>
-        <w:tab/>
-        <w:t>Logs record events or activities happening inside the system.</w:t>
-      </w:r>
-    </w:p>
-    <w:p>
-      <w:pPr>
-        <w:rPr>
-          <w:sz w:val="28"/>
-          <w:szCs w:val="28"/>
-        </w:rPr>
-      </w:pPr>
-      <w:r>
-        <w:rPr>
-          <w:sz w:val="28"/>
-          <w:szCs w:val="28"/>
-        </w:rPr>
-        <w:lastRenderedPageBreak/>
-        <w:t>•</w:t>
-      </w:r>
-      <w:r>
-        <w:rPr>
-          <w:sz w:val="28"/>
-          <w:szCs w:val="28"/>
-        </w:rPr>
-        <w:tab/>
-        <w:t>Traces show how a request travels through different services in a distributed system.</w:t>
-      </w:r>
-    </w:p>
-    <w:p>
-      <w:pPr>
-        <w:rPr>
-          <w:sz w:val="28"/>
-          <w:szCs w:val="28"/>
-        </w:rPr>
-      </w:pPr>
-    </w:p>
-    <w:p>
-      <w:pPr>
-        <w:rPr>
-          <w:sz w:val="28"/>
-          <w:szCs w:val="28"/>
-        </w:rPr>
-      </w:pPr>
-      <w:r>
-        <w:rPr>
-          <w:sz w:val="28"/>
-          <w:szCs w:val="28"/>
-        </w:rPr>
-        <w:t xml:space="preserve">These three together help engineers understand system </w:t>
-      </w:r>
-      <w:proofErr w:type="spellStart"/>
-      <w:r>
-        <w:rPr>
-          <w:sz w:val="28"/>
-          <w:szCs w:val="28"/>
-        </w:rPr>
-        <w:t>behavior</w:t>
-      </w:r>
-      <w:proofErr w:type="spellEnd"/>
-      <w:r>
-        <w:rPr>
-          <w:sz w:val="28"/>
-          <w:szCs w:val="28"/>
-        </w:rPr>
-        <w:t xml:space="preserve"> and troubleshoot issues effectively.</w:t>
-      </w:r>
-    </w:p>
-    <w:p>
-      <w:pPr>
-        <w:rPr>
-          <w:sz w:val="28"/>
-          <w:szCs w:val="28"/>
-        </w:rPr>
-      </w:pPr>
-    </w:p>
-    <w:p>
-      <w:pPr>
+      </w:pPr>
+      <w:r>
         <w:rPr>
           <w:b/>
           <w:bCs/>
           <w:sz w:val="32"/>
           <w:szCs w:val="32"/>
         </w:rPr>
-      </w:pPr>
-      <w:r>
+        <w:t>What are Logs</w:t>
+      </w:r>
+    </w:p>
+    <w:p>
+      <w:pPr>
+        <w:rPr>
+          <w:sz w:val="28"/>
+          <w:szCs w:val="28"/>
+        </w:rPr>
+      </w:pPr>
+      <w:r>
+        <w:rPr>
+          <w:sz w:val="28"/>
+          <w:szCs w:val="28"/>
+        </w:rPr>
+        <w:t>Logs are records of events that happen inside an application or system. They help engineers understand errors and system activities.</w:t>
+      </w:r>
+    </w:p>
+    <w:p/>
+    <w:p>
+      <w:pPr>
         <w:rPr>
           <w:b/>
           <w:bCs/>
           <w:sz w:val="32"/>
           <w:szCs w:val="32"/>
         </w:rPr>
-        <w:t>Four Golden Signals</w:t>
-      </w:r>
-    </w:p>
-    <w:p>
-      <w:pPr>
-        <w:rPr>
-          <w:sz w:val="28"/>
-          <w:szCs w:val="28"/>
-        </w:rPr>
-      </w:pPr>
-      <w:r>
-        <w:rPr>
-          <w:sz w:val="28"/>
-          <w:szCs w:val="28"/>
-        </w:rPr>
-        <w:t>The Four Golden Signals are key metrics used to monitor the reliability of systems.</w:t>
-      </w:r>
-    </w:p>
-    <w:p/>
-    <w:p>
+      </w:pPr>
       <w:r>
         <w:rPr>
           <w:b/>
@@ -393,54 +256,33 @@
           <w:sz w:val="32"/>
           <w:szCs w:val="32"/>
         </w:rPr>
-        <w:t>1. Latency –</w:t>
-      </w:r>
-      <w:r>
-        <w:t xml:space="preserve"> </w:t>
-      </w:r>
-      <w:r>
-        <w:rPr>
-          <w:sz w:val="28"/>
-          <w:szCs w:val="28"/>
-        </w:rPr>
-        <w:t>The time taken for a system to process a request. If latency is high, the system may feel slow to users.</w:t>
+        <w:t>What are Traces</w:t>
+      </w:r>
+    </w:p>
+    <w:p>
+      <w:pPr>
+        <w:rPr>
+          <w:sz w:val="28"/>
+          <w:szCs w:val="28"/>
+        </w:rPr>
+      </w:pPr>
+      <w:r>
+        <w:rPr>
+          <w:sz w:val="28"/>
+          <w:szCs w:val="28"/>
+        </w:rPr>
+        <w:t>Traces show how a request travels through different services in a distributed system. They help identify where delays or failures occur.</w:t>
       </w:r>
     </w:p>
     <w:p/>
     <w:p>
       <w:pPr>
-        <w:rPr>
-          <w:sz w:val="28"/>
-          <w:szCs w:val="28"/>
-        </w:rPr>
-      </w:pPr>
-      <w:r>
         <w:rPr>
           <w:b/>
           <w:bCs/>
           <w:sz w:val="32"/>
           <w:szCs w:val="32"/>
         </w:rPr>
-        <w:t>2. Traffic –</w:t>
-      </w:r>
-      <w:r>
-        <w:t xml:space="preserve"> </w:t>
-      </w:r>
-      <w:r>
-        <w:rPr>
-          <w:sz w:val="28"/>
-          <w:szCs w:val="28"/>
-        </w:rPr>
-        <w:t>The number of requests the system receives. This shows how much load the system is handling.</w:t>
-      </w:r>
-    </w:p>
-    <w:p/>
-    <w:p>
-      <w:pPr>
-        <w:rPr>
-          <w:sz w:val="28"/>
-          <w:szCs w:val="28"/>
-        </w:rPr>
       </w:pPr>
       <w:r>
         <w:rPr>
@@ -449,14 +291,7 @@
           <w:sz w:val="32"/>
           <w:szCs w:val="32"/>
         </w:rPr>
-        <w:t>3. Errors –</w:t>
-      </w:r>
-      <w:r>
-        <w:rPr>
-          <w:sz w:val="28"/>
-          <w:szCs w:val="28"/>
-        </w:rPr>
-        <w:t xml:space="preserve"> The number of failed requests or system errors. A high error rate indicates that something is wrong.</w:t>
+        <w:t>Three Pillars of Observability</w:t>
       </w:r>
     </w:p>
     <w:p/>
@@ -468,21 +303,123 @@
         </w:rPr>
       </w:pPr>
       <w:r>
+        <w:rPr>
+          <w:sz w:val="28"/>
+          <w:szCs w:val="28"/>
+        </w:rPr>
+        <w:t>Observability mainly depends on three types of data:</w:t>
+      </w:r>
+    </w:p>
+    <w:p/>
+    <w:p>
+      <w:r>
+        <w:rPr>
+          <w:b/>
+          <w:bCs/>
+          <w:sz w:val="30"/>
+          <w:szCs w:val="30"/>
+        </w:rPr>
+        <w:lastRenderedPageBreak/>
+        <w:t>Metrics –</w:t>
+      </w:r>
+      <w:r>
+        <w:t xml:space="preserve"> </w:t>
+      </w:r>
+      <w:r>
+        <w:rPr>
+          <w:sz w:val="28"/>
+          <w:szCs w:val="28"/>
+        </w:rPr>
+        <w:t>Numerical performance data</w:t>
+      </w:r>
+    </w:p>
+    <w:p>
+      <w:r>
+        <w:rPr>
+          <w:b/>
+          <w:bCs/>
+          <w:sz w:val="30"/>
+          <w:szCs w:val="30"/>
+        </w:rPr>
+        <w:t>Logs –</w:t>
+      </w:r>
+      <w:r>
+        <w:t xml:space="preserve"> </w:t>
+      </w:r>
+      <w:r>
+        <w:rPr>
+          <w:sz w:val="28"/>
+          <w:szCs w:val="28"/>
+        </w:rPr>
+        <w:t>Event records</w:t>
+      </w:r>
+    </w:p>
+    <w:p>
+      <w:pPr>
+        <w:rPr>
+          <w:b/>
+          <w:bCs/>
+          <w:sz w:val="30"/>
+          <w:szCs w:val="30"/>
+        </w:rPr>
+      </w:pPr>
+      <w:r>
+        <w:rPr>
+          <w:b/>
+          <w:bCs/>
+          <w:sz w:val="30"/>
+          <w:szCs w:val="30"/>
+        </w:rPr>
+        <w:t>Traces –</w:t>
+      </w:r>
+      <w:r>
+        <w:t xml:space="preserve"> </w:t>
+      </w:r>
+      <w:r>
+        <w:rPr>
+          <w:sz w:val="28"/>
+          <w:szCs w:val="28"/>
+        </w:rPr>
+        <w:t>Request flow across services</w:t>
+      </w:r>
+    </w:p>
+    <w:p/>
+    <w:p>
+      <w:pPr>
         <w:rPr>
           <w:b/>
           <w:bCs/>
           <w:sz w:val="32"/>
           <w:szCs w:val="32"/>
         </w:rPr>
-        <w:t>4. Saturation –</w:t>
-      </w:r>
-      <w:r>
-        <w:rPr>
-          <w:b/>
-          <w:bCs/>
-          <w:sz w:val="28"/>
-          <w:szCs w:val="28"/>
-        </w:rPr>
+      </w:pPr>
+      <w:r>
+        <w:rPr>
+          <w:b/>
+          <w:bCs/>
+          <w:sz w:val="32"/>
+          <w:szCs w:val="32"/>
+        </w:rPr>
+        <w:t>Four Golden Signals</w:t>
+      </w:r>
+    </w:p>
+    <w:p>
+      <w:pPr>
+        <w:rPr>
+          <w:sz w:val="28"/>
+          <w:szCs w:val="28"/>
+        </w:rPr>
+      </w:pPr>
+      <w:r>
+        <w:rPr>
+          <w:b/>
+          <w:bCs/>
+          <w:sz w:val="30"/>
+          <w:szCs w:val="30"/>
+        </w:rPr>
+        <w:t>Latency –</w:t>
+      </w:r>
+      <w:r>
         <w:t xml:space="preserve"> </w:t>
       </w:r>
       <w:r>
@@ -490,30 +427,154 @@
           <w:sz w:val="28"/>
           <w:szCs w:val="28"/>
         </w:rPr>
-        <w:t>The level of resource usage such as CPU or memory. High saturation means the system is reaching its capacity.</w:t>
-      </w:r>
-    </w:p>
-    <w:p>
-      <w:pPr>
-        <w:rPr>
-          <w:sz w:val="28"/>
-          <w:szCs w:val="28"/>
-        </w:rPr>
-      </w:pPr>
-    </w:p>
-    <w:p>
-      <w:pPr>
-        <w:rPr>
-          <w:sz w:val="28"/>
-          <w:szCs w:val="28"/>
-        </w:rPr>
-      </w:pPr>
-      <w:r>
-        <w:rPr>
-          <w:sz w:val="28"/>
-          <w:szCs w:val="28"/>
-        </w:rPr>
-        <w:t>These four signals help engineers quickly identify performance issues and maintain system reliability.</w:t>
+        <w:t>Time taken to process a request.</w:t>
+      </w:r>
+    </w:p>
+    <w:p>
+      <w:pPr>
+        <w:rPr>
+          <w:sz w:val="28"/>
+          <w:szCs w:val="28"/>
+        </w:rPr>
+      </w:pPr>
+      <w:r>
+        <w:rPr>
+          <w:sz w:val="28"/>
+          <w:szCs w:val="28"/>
+        </w:rPr>
+        <w:t>It helps engineers understand how fast or slow the system responds.</w:t>
+      </w:r>
+    </w:p>
+    <w:p/>
+    <w:p>
+      <w:pPr>
+        <w:rPr>
+          <w:sz w:val="28"/>
+          <w:szCs w:val="28"/>
+        </w:rPr>
+      </w:pPr>
+      <w:r>
+        <w:rPr>
+          <w:b/>
+          <w:bCs/>
+          <w:sz w:val="30"/>
+          <w:szCs w:val="30"/>
+        </w:rPr>
+        <w:t xml:space="preserve">Traffic </w:t>
+      </w:r>
+      <w:r>
+        <w:rPr>
+          <w:b/>
+          <w:bCs/>
+          <w:sz w:val="28"/>
+          <w:szCs w:val="28"/>
+        </w:rPr>
+        <w:t>–</w:t>
+      </w:r>
+      <w:r>
+        <w:rPr>
+          <w:sz w:val="28"/>
+          <w:szCs w:val="28"/>
+        </w:rPr>
+        <w:t xml:space="preserve"> Number of requests handled by the system.</w:t>
+      </w:r>
+    </w:p>
+    <w:p>
+      <w:r>
+        <w:rPr>
+          <w:sz w:val="28"/>
+          <w:szCs w:val="28"/>
+        </w:rPr>
+        <w:t>It shows the amount of load the system is receiving</w:t>
+      </w:r>
+      <w:r>
+        <w:t>.</w:t>
+      </w:r>
+    </w:p>
+    <w:p/>
+    <w:p>
+      <w:pPr>
+        <w:rPr>
+          <w:sz w:val="28"/>
+          <w:szCs w:val="28"/>
+        </w:rPr>
+      </w:pPr>
+      <w:r>
+        <w:rPr>
+          <w:b/>
+          <w:bCs/>
+          <w:sz w:val="30"/>
+          <w:szCs w:val="30"/>
+        </w:rPr>
+        <w:t>Errors –</w:t>
+      </w:r>
+      <w:r>
+        <w:t xml:space="preserve"> </w:t>
+      </w:r>
+      <w:r>
+        <w:rPr>
+          <w:sz w:val="28"/>
+          <w:szCs w:val="28"/>
+        </w:rPr>
+        <w:t>Number of failed requests in the system.</w:t>
+      </w:r>
+    </w:p>
+    <w:p>
+      <w:pPr>
+        <w:rPr>
+          <w:sz w:val="28"/>
+          <w:szCs w:val="28"/>
+        </w:rPr>
+      </w:pPr>
+      <w:r>
+        <w:rPr>
+          <w:sz w:val="28"/>
+          <w:szCs w:val="28"/>
+        </w:rPr>
+        <w:t>A high error rate indicates problems in the application.</w:t>
+      </w:r>
+    </w:p>
+    <w:p/>
+    <w:p>
+      <w:pPr>
+        <w:rPr>
+          <w:sz w:val="28"/>
+          <w:szCs w:val="28"/>
+        </w:rPr>
+      </w:pPr>
+      <w:r>
+        <w:rPr>
+          <w:b/>
+          <w:bCs/>
+          <w:sz w:val="30"/>
+          <w:szCs w:val="30"/>
+        </w:rPr>
+        <w:t>Saturation –</w:t>
+      </w:r>
+      <w:r>
+        <w:t xml:space="preserve"> </w:t>
+      </w:r>
+      <w:r>
+        <w:rPr>
+          <w:sz w:val="28"/>
+          <w:szCs w:val="28"/>
+        </w:rPr>
+        <w:t>Level of resource usage like CPU or memory.</w:t>
+      </w:r>
+    </w:p>
+    <w:p>
+      <w:pPr>
+        <w:rPr>
+          <w:sz w:val="28"/>
+          <w:szCs w:val="28"/>
+        </w:rPr>
+      </w:pPr>
+      <w:r>
+        <w:rPr>
+          <w:sz w:val="28"/>
+          <w:szCs w:val="28"/>
+        </w:rPr>
+        <w:t>It shows how close the system is to its capacity limits.</w:t>
       </w:r>
     </w:p>
     <w:sectPr>
@@ -934,7 +995,7 @@
     <w:link w:val="Heading1Char"/>
     <w:uiPriority w:val="9"/>
     <w:qFormat/>
-    <w:rsid w:val="00E45910"/>
+    <w:rsid w:val="006A78E4"/>
     <w:pPr>
       <w:keepNext/>
       <w:keepLines/>
@@ -957,7 +1018,7 @@
     <w:semiHidden/>
     <w:unhideWhenUsed/>
     <w:qFormat/>
-    <w:rsid w:val="00E45910"/>
+    <w:rsid w:val="006A78E4"/>
     <w:pPr>
       <w:keepNext/>
       <w:keepLines/>
@@ -980,7 +1041,7 @@
     <w:semiHidden/>
     <w:unhideWhenUsed/>
     <w:qFormat/>
-    <w:rsid w:val="00E45910"/>
+    <w:rsid w:val="006A78E4"/>
     <w:pPr>
       <w:keepNext/>
       <w:keepLines/>
@@ -1003,7 +1064,7 @@
     <w:semiHidden/>
     <w:unhideWhenUsed/>
     <w:qFormat/>
-    <w:rsid w:val="00E45910"/>
+    <w:rsid w:val="006A78E4"/>
     <w:pPr>
       <w:keepNext/>
       <w:keepLines/>
@@ -1026,7 +1087,7 @@
     <w:semiHidden/>
     <w:unhideWhenUsed/>
     <w:qFormat/>
-    <w:rsid w:val="00E45910"/>
+    <w:rsid w:val="006A78E4"/>
     <w:pPr>
       <w:keepNext/>
       <w:keepLines/>
@@ -1047,7 +1108,7 @@
     <w:semiHidden/>
     <w:unhideWhenUsed/>
     <w:qFormat/>
-    <w:rsid w:val="00E45910"/>
+    <w:rsid w:val="006A78E4"/>
     <w:pPr>
       <w:keepNext/>
       <w:keepLines/>
@@ -1070,7 +1131,7 @@
     <w:semiHidden/>
     <w:unhideWhenUsed/>
     <w:qFormat/>
-    <w:rsid w:val="00E45910"/>
+    <w:rsid w:val="006A78E4"/>
     <w:pPr>
       <w:keepNext/>
       <w:keepLines/>
@@ -1091,7 +1152,7 @@
     <w:semiHidden/>
     <w:unhideWhenUsed/>
     <w:qFormat/>
-    <w:rsid w:val="00E45910"/>
+    <w:rsid w:val="006A78E4"/>
     <w:pPr>
       <w:keepNext/>
       <w:keepLines/>
@@ -1114,7 +1175,7 @@
     <w:semiHidden/>
     <w:unhideWhenUsed/>
     <w:qFormat/>
-    <w:rsid w:val="00E45910"/>
+    <w:rsid w:val="006A78E4"/>
     <w:pPr>
       <w:keepNext/>
       <w:keepLines/>
@@ -1158,7 +1219,7 @@
     <w:basedOn w:val="DefaultParagraphFont"/>
     <w:link w:val="Heading1"/>
     <w:uiPriority w:val="9"/>
-    <w:rsid w:val="00E45910"/>
+    <w:rsid w:val="006A78E4"/>
     <w:rPr>
       <w:rFonts w:asciiTheme="majorHAnsi" w:eastAsiaTheme="majorEastAsia" w:hAnsiTheme="majorHAnsi" w:cstheme="majorBidi"/>
       <w:color w:val="2F5496" w:themeColor="accent1" w:themeShade="BF"/>
@@ -1172,7 +1233,7 @@
     <w:link w:val="Heading2"/>
     <w:uiPriority w:val="9"/>
     <w:semiHidden/>
-    <w:rsid w:val="00E45910"/>
+    <w:rsid w:val="006A78E4"/>
     <w:rPr>
       <w:rFonts w:asciiTheme="majorHAnsi" w:eastAsiaTheme="majorEastAsia" w:hAnsiTheme="majorHAnsi" w:cstheme="majorBidi"/>
       <w:color w:val="2F5496" w:themeColor="accent1" w:themeShade="BF"/>
@@ -1186,7 +1247,7 @@
     <w:link w:val="Heading3"/>
     <w:uiPriority w:val="9"/>
     <w:semiHidden/>
-    <w:rsid w:val="00E45910"/>
+    <w:rsid w:val="006A78E4"/>
     <w:rPr>
       <w:rFonts w:eastAsiaTheme="majorEastAsia" w:cstheme="majorBidi"/>
       <w:color w:val="2F5496" w:themeColor="accent1" w:themeShade="BF"/>
@@ -1200,7 +1261,7 @@
     <w:link w:val="Heading4"/>
     <w:uiPriority w:val="9"/>
     <w:semiHidden/>
-    <w:rsid w:val="00E45910"/>
+    <w:rsid w:val="006A78E4"/>
     <w:rPr>
       <w:rFonts w:eastAsiaTheme="majorEastAsia" w:cstheme="majorBidi"/>
       <w:i/>
@@ -1214,7 +1275,7 @@
     <w:link w:val="Heading5"/>
     <w:uiPriority w:val="9"/>
     <w:semiHidden/>
-    <w:rsid w:val="00E45910"/>
+    <w:rsid w:val="006A78E4"/>
     <w:rPr>
       <w:rFonts w:eastAsiaTheme="majorEastAsia" w:cstheme="majorBidi"/>
       <w:color w:val="2F5496" w:themeColor="accent1" w:themeShade="BF"/>
@@ -1226,7 +1287,7 @@
     <w:link w:val="Heading6"/>
     <w:uiPriority w:val="9"/>
     <w:semiHidden/>
-    <w:rsid w:val="00E45910"/>
+    <w:rsid w:val="006A78E4"/>
     <w:rPr>
       <w:rFonts w:eastAsiaTheme="majorEastAsia" w:cstheme="majorBidi"/>
       <w:i/>
@@ -1240,7 +1301,7 @@
     <w:link w:val="Heading7"/>
     <w:uiPriority w:val="9"/>
     <w:semiHidden/>
-    <w:rsid w:val="00E45910"/>
+    <w:rsid w:val="006A78E4"/>
     <w:rPr>
       <w:rFonts w:eastAsiaTheme="majorEastAsia" w:cstheme="majorBidi"/>
       <w:color w:val="595959" w:themeColor="text1" w:themeTint="A6"/>
@@ -1252,7 +1313,7 @@
     <w:link w:val="Heading8"/>
     <w:uiPriority w:val="9"/>
     <w:semiHidden/>
-    <w:rsid w:val="00E45910"/>
+    <w:rsid w:val="006A78E4"/>
     <w:rPr>
       <w:rFonts w:eastAsiaTheme="majorEastAsia" w:cstheme="majorBidi"/>
       <w:i/>
@@ -1266,7 +1327,7 @@
     <w:link w:val="Heading9"/>
     <w:uiPriority w:val="9"/>
     <w:semiHidden/>
-    <w:rsid w:val="00E45910"/>
+    <w:rsid w:val="006A78E4"/>
     <w:rPr>
       <w:rFonts w:eastAsiaTheme="majorEastAsia" w:cstheme="majorBidi"/>
       <w:color w:val="272727" w:themeColor="text1" w:themeTint="D8"/>
@@ -1279,7 +1340,7 @@
     <w:link w:val="TitleChar"/>
     <w:uiPriority w:val="10"/>
     <w:qFormat/>
-    <w:rsid w:val="00E45910"/>
+    <w:rsid w:val="006A78E4"/>
     <w:pPr>
       <w:spacing w:after="80" w:line="240" w:lineRule="auto"/>
       <w:contextualSpacing/>
@@ -1297,7 +1358,7 @@
     <w:basedOn w:val="DefaultParagraphFont"/>
     <w:link w:val="Title"/>
     <w:uiPriority w:val="10"/>
-    <w:rsid w:val="00E45910"/>
+    <w:rsid w:val="006A78E4"/>
     <w:rPr>
       <w:rFonts w:asciiTheme="majorHAnsi" w:eastAsiaTheme="majorEastAsia" w:hAnsiTheme="majorHAnsi" w:cstheme="majorBidi"/>
       <w:spacing w:val="-10"/>
@@ -1313,7 +1374,7 @@
     <w:link w:val="SubtitleChar"/>
     <w:uiPriority w:val="11"/>
     <w:qFormat/>
-    <w:rsid w:val="00E45910"/>
+    <w:rsid w:val="006A78E4"/>
     <w:pPr>
       <w:numPr>
         <w:ilvl w:val="1"/>
@@ -1332,7 +1393,7 @@
     <w:basedOn w:val="DefaultParagraphFont"/>
     <w:link w:val="Subtitle"/>
     <w:uiPriority w:val="11"/>
-    <w:rsid w:val="00E45910"/>
+    <w:rsid w:val="006A78E4"/>
     <w:rPr>
       <w:rFonts w:eastAsiaTheme="majorEastAsia" w:cstheme="majorBidi"/>
       <w:color w:val="595959" w:themeColor="text1" w:themeTint="A6"/>
@@ -1348,7 +1409,7 @@
     <w:link w:val="QuoteChar"/>
     <w:uiPriority w:val="29"/>
     <w:qFormat/>
-    <w:rsid w:val="00E45910"/>
+    <w:rsid w:val="006A78E4"/>
     <w:pPr>
       <w:spacing w:before="160"/>
       <w:jc w:val="center"/>
@@ -1364,7 +1425,7 @@
     <w:basedOn w:val="DefaultParagraphFont"/>
     <w:link w:val="Quote"/>
     <w:uiPriority w:val="29"/>
-    <w:rsid w:val="00E45910"/>
+    <w:rsid w:val="006A78E4"/>
     <w:rPr>
       <w:i/>
       <w:iCs/>
@@ -1376,7 +1437,7 @@
     <w:basedOn w:val="Normal"/>
     <w:uiPriority w:val="34"/>
     <w:qFormat/>
-    <w:rsid w:val="00E45910"/>
+    <w:rsid w:val="006A78E4"/>
     <w:pPr>
       <w:ind w:left="720"/>
       <w:contextualSpacing/>
@@ -1387,7 +1448,7 @@
     <w:basedOn w:val="DefaultParagraphFont"/>
     <w:uiPriority w:val="21"/>
     <w:qFormat/>
-    <w:rsid w:val="00E45910"/>
+    <w:rsid w:val="006A78E4"/>
     <w:rPr>
       <w:i/>
       <w:iCs/>
@@ -1401,7 +1462,7 @@
     <w:link w:val="IntenseQuoteChar"/>
     <w:uiPriority w:val="30"/>
     <w:qFormat/>
-    <w:rsid w:val="00E45910"/>
+    <w:rsid w:val="006A78E4"/>
     <w:pPr>
       <w:pBdr>
         <w:top w:val="single" w:sz="4" w:space="10" w:color="2F5496" w:themeColor="accent1" w:themeShade="BF"/>
@@ -1422,7 +1483,7 @@
     <w:basedOn w:val="DefaultParagraphFont"/>
     <w:link w:val="IntenseQuote"/>
     <w:uiPriority w:val="30"/>
-    <w:rsid w:val="00E45910"/>
+    <w:rsid w:val="006A78E4"/>
     <w:rPr>
       <w:i/>
       <w:iCs/>
@@ -1434,7 +1495,7 @@
     <w:basedOn w:val="DefaultParagraphFont"/>
     <w:uiPriority w:val="32"/>
     <w:qFormat/>
-    <w:rsid w:val="00E45910"/>
+    <w:rsid w:val="006A78E4"/>
     <w:rPr>
       <w:b/>
       <w:bCs/>

--- a/Observability Metrics.docx
+++ b/Observability Metrics.docx
@@ -18,19 +18,19 @@
           <w:sz w:val="44"/>
           <w:szCs w:val="44"/>
         </w:rPr>
-        <w:t xml:space="preserve">          </w:t>
-      </w:r>
-      <w:r>
+        <w:t xml:space="preserve">          Observability Metrics – Concept Notes</w:t>
+      </w:r>
+    </w:p>
+    <w:p>
+      <w:pPr>
         <w:rPr>
           <w:b/>
           <w:bCs/>
           <w:sz w:val="44"/>
           <w:szCs w:val="44"/>
         </w:rPr>
-        <w:t>Observability Metrics – Concept Notes</w:t>
-      </w:r>
-    </w:p>
-    <w:p/>
+      </w:pPr>
+    </w:p>
     <w:p>
       <w:pPr>
         <w:rPr>
@@ -62,7 +62,7 @@
           <w:sz w:val="28"/>
           <w:szCs w:val="28"/>
         </w:rPr>
-        <w:t xml:space="preserve">Observability is the ability to understand what is happening inside a system by </w:t>
+        <w:t xml:space="preserve">Observability is the ability to understand the internal state of a system by </w:t>
       </w:r>
       <w:proofErr w:type="spellStart"/>
       <w:r>
@@ -78,7 +78,21 @@
           <w:sz w:val="28"/>
           <w:szCs w:val="28"/>
         </w:rPr>
-        <w:t xml:space="preserve"> the data it produces.</w:t>
+        <w:t xml:space="preserve"> the data it generates. In modern cloud and distributed environments, applications are complex and consist of many services. Observability helps engineers monitor system behavio</w:t>
+      </w:r>
+      <w:r>
+        <w:rPr>
+          <w:sz w:val="28"/>
+          <w:szCs w:val="28"/>
+        </w:rPr>
+        <w:t>u</w:t>
+      </w:r>
+      <w:r>
+        <w:rPr>
+          <w:sz w:val="28"/>
+          <w:szCs w:val="28"/>
+        </w:rPr>
+        <w:t>r, detect issues, and troubleshoot problems efficiently.</w:t>
       </w:r>
     </w:p>
     <w:p/>
@@ -102,21 +116,28 @@
       </w:r>
     </w:p>
     <w:p>
-      <w:pPr>
-        <w:rPr>
-          <w:sz w:val="28"/>
-          <w:szCs w:val="28"/>
-        </w:rPr>
-      </w:pPr>
-      <w:r>
-        <w:rPr>
-          <w:sz w:val="28"/>
-          <w:szCs w:val="28"/>
-        </w:rPr>
-        <w:t>Metrics are numerical measurements that show the performance and health of a system over time.</w:t>
-      </w:r>
-    </w:p>
-    <w:p/>
+      <w:r>
+        <w:rPr>
+          <w:sz w:val="28"/>
+          <w:szCs w:val="28"/>
+        </w:rPr>
+        <w:t>Metrics are numerical values that measure the performance and health of a system over time. They are collected at regular intervals and stored for analysis. Engineers use metrics to monitor system performance, track resource usage, and identify abnormal behavio</w:t>
+      </w:r>
+      <w:r>
+        <w:rPr>
+          <w:sz w:val="28"/>
+          <w:szCs w:val="28"/>
+        </w:rPr>
+        <w:t>u</w:t>
+      </w:r>
+      <w:r>
+        <w:rPr>
+          <w:sz w:val="28"/>
+          <w:szCs w:val="28"/>
+        </w:rPr>
+        <w:t>r.</w:t>
+      </w:r>
+    </w:p>
     <w:p>
       <w:pPr>
         <w:rPr>
@@ -138,7 +159,14 @@
           <w:sz w:val="28"/>
           <w:szCs w:val="28"/>
         </w:rPr>
-        <w:t xml:space="preserve"> CPU usage, memory usage, network traffic, request count.</w:t>
+        <w:t xml:space="preserve"> </w:t>
+      </w:r>
+      <w:r>
+        <w:rPr>
+          <w:sz w:val="28"/>
+          <w:szCs w:val="28"/>
+        </w:rPr>
+        <w:t>CPU utilization, memory usage, disk activity, request rate, and response time.</w:t>
       </w:r>
     </w:p>
     <w:p/>
@@ -236,8 +264,32 @@
           <w:sz w:val="28"/>
           <w:szCs w:val="28"/>
         </w:rPr>
-        <w:t>Logs are records of events that happen inside an application or system. They help engineers understand errors and system activities.</w:t>
-      </w:r>
+        <w:t>Logs are detailed records of events that occur inside an application or system. They contain information about system activities, errors, and warnings. Logs help engineers understand what happened in the system and assist in troubleshooting issues.</w:t>
+      </w:r>
+    </w:p>
+    <w:p>
+      <w:pPr>
+        <w:rPr>
+          <w:sz w:val="28"/>
+          <w:szCs w:val="28"/>
+        </w:rPr>
+      </w:pPr>
+    </w:p>
+    <w:p>
+      <w:pPr>
+        <w:rPr>
+          <w:sz w:val="28"/>
+          <w:szCs w:val="28"/>
+        </w:rPr>
+      </w:pPr>
+    </w:p>
+    <w:p>
+      <w:pPr>
+        <w:rPr>
+          <w:sz w:val="28"/>
+          <w:szCs w:val="28"/>
+        </w:rPr>
+      </w:pPr>
     </w:p>
     <w:p/>
     <w:p>
@@ -271,7 +323,7 @@
           <w:sz w:val="28"/>
           <w:szCs w:val="28"/>
         </w:rPr>
-        <w:t>Traces show how a request travels through different services in a distributed system. They help identify where delays or failures occur.</w:t>
+        <w:t>Traces show the path of a request as it travels through multiple services in a distributed system. They help engineers understand how different services interact and where delays or failures occur.</w:t>
       </w:r>
     </w:p>
     <w:p/>
@@ -294,24 +346,42 @@
         <w:t>Three Pillars of Observability</w:t>
       </w:r>
     </w:p>
-    <w:p/>
-    <w:p>
-      <w:pPr>
-        <w:rPr>
-          <w:sz w:val="28"/>
-          <w:szCs w:val="28"/>
-        </w:rPr>
-      </w:pPr>
-      <w:r>
-        <w:rPr>
-          <w:sz w:val="28"/>
-          <w:szCs w:val="28"/>
-        </w:rPr>
-        <w:t>Observability mainly depends on three types of data:</w:t>
-      </w:r>
-    </w:p>
-    <w:p/>
-    <w:p>
+    <w:p>
+      <w:pPr>
+        <w:rPr>
+          <w:sz w:val="28"/>
+          <w:szCs w:val="28"/>
+        </w:rPr>
+      </w:pPr>
+      <w:r>
+        <w:rPr>
+          <w:sz w:val="28"/>
+          <w:szCs w:val="28"/>
+        </w:rPr>
+        <w:t>Observability</w:t>
+      </w:r>
+      <w:r>
+        <w:rPr>
+          <w:sz w:val="28"/>
+          <w:szCs w:val="28"/>
+        </w:rPr>
+        <w:t xml:space="preserve"> is mainly built on three important components</w:t>
+      </w:r>
+      <w:r>
+        <w:rPr>
+          <w:sz w:val="28"/>
+          <w:szCs w:val="28"/>
+        </w:rPr>
+        <w:t>:</w:t>
+      </w:r>
+    </w:p>
+    <w:p>
+      <w:pPr>
+        <w:rPr>
+          <w:sz w:val="28"/>
+          <w:szCs w:val="28"/>
+        </w:rPr>
+      </w:pPr>
       <w:r>
         <w:rPr>
           <w:b/>
@@ -319,7 +389,6 @@
           <w:sz w:val="30"/>
           <w:szCs w:val="30"/>
         </w:rPr>
-        <w:lastRenderedPageBreak/>
         <w:t>Metrics –</w:t>
       </w:r>
       <w:r>
@@ -330,10 +399,57 @@
           <w:sz w:val="28"/>
           <w:szCs w:val="28"/>
         </w:rPr>
-        <w:t>Numerical performance data</w:t>
-      </w:r>
-    </w:p>
-    <w:p>
+        <w:t>Provide numerical measurements of system performance.</w:t>
+      </w:r>
+    </w:p>
+    <w:p>
+      <w:pPr>
+        <w:pStyle w:val="ListParagraph"/>
+        <w:numPr>
+          <w:ilvl w:val="0"/>
+          <w:numId w:val="1"/>
+        </w:numPr>
+        <w:rPr>
+          <w:sz w:val="28"/>
+          <w:szCs w:val="28"/>
+        </w:rPr>
+      </w:pPr>
+      <w:r>
+        <w:rPr>
+          <w:sz w:val="28"/>
+          <w:szCs w:val="28"/>
+        </w:rPr>
+        <w:t>They help engineers monitor trends and create alerts for system issues.</w:t>
+      </w:r>
+    </w:p>
+    <w:p>
+      <w:pPr>
+        <w:pStyle w:val="ListParagraph"/>
+        <w:numPr>
+          <w:ilvl w:val="0"/>
+          <w:numId w:val="1"/>
+        </w:numPr>
+        <w:rPr>
+          <w:sz w:val="28"/>
+          <w:szCs w:val="28"/>
+        </w:rPr>
+      </w:pPr>
+      <w:r>
+        <w:rPr>
+          <w:sz w:val="28"/>
+          <w:szCs w:val="28"/>
+        </w:rPr>
+        <w:t>Metrics represent measurable values used to monitor the performance and resource usage of a system.</w:t>
+      </w:r>
+    </w:p>
+    <w:p/>
+    <w:p>
+      <w:pPr>
+        <w:rPr>
+          <w:sz w:val="28"/>
+          <w:szCs w:val="28"/>
+        </w:rPr>
+      </w:pPr>
       <w:r>
         <w:rPr>
           <w:b/>
@@ -351,36 +467,124 @@
           <w:sz w:val="28"/>
           <w:szCs w:val="28"/>
         </w:rPr>
-        <w:t>Event records</w:t>
-      </w:r>
-    </w:p>
-    <w:p>
-      <w:pPr>
+        <w:t>Record system events and messages.</w:t>
+      </w:r>
+    </w:p>
+    <w:p>
+      <w:pPr>
+        <w:pStyle w:val="ListParagraph"/>
+        <w:numPr>
+          <w:ilvl w:val="0"/>
+          <w:numId w:val="1"/>
+        </w:numPr>
+        <w:rPr>
+          <w:sz w:val="28"/>
+          <w:szCs w:val="28"/>
+        </w:rPr>
+      </w:pPr>
+      <w:r>
+        <w:rPr>
+          <w:sz w:val="28"/>
+          <w:szCs w:val="28"/>
+        </w:rPr>
+        <w:t>They provide detailed information that helps in debugging and root cause analysis.</w:t>
+      </w:r>
+    </w:p>
+    <w:p>
+      <w:pPr>
+        <w:pStyle w:val="ListParagraph"/>
+        <w:numPr>
+          <w:ilvl w:val="0"/>
+          <w:numId w:val="1"/>
+        </w:numPr>
+        <w:rPr>
+          <w:sz w:val="28"/>
+          <w:szCs w:val="28"/>
+        </w:rPr>
+      </w:pPr>
+      <w:r>
+        <w:rPr>
+          <w:sz w:val="28"/>
+          <w:szCs w:val="28"/>
+        </w:rPr>
+        <w:t>Logs contain detailed records of system activities, errors, and events generated during application execution.</w:t>
+      </w:r>
+    </w:p>
+    <w:p>
+      <w:pPr>
+        <w:rPr>
+          <w:sz w:val="28"/>
+          <w:szCs w:val="28"/>
+        </w:rPr>
+      </w:pPr>
+    </w:p>
+    <w:p>
+      <w:pPr>
+        <w:rPr>
+          <w:sz w:val="28"/>
+          <w:szCs w:val="28"/>
+        </w:rPr>
+      </w:pPr>
+      <w:r>
         <w:rPr>
           <w:b/>
           <w:bCs/>
           <w:sz w:val="30"/>
           <w:szCs w:val="30"/>
         </w:rPr>
-      </w:pPr>
-      <w:r>
+        <w:t>Traces –</w:t>
+      </w:r>
+      <w:r>
+        <w:t xml:space="preserve"> </w:t>
+      </w:r>
+      <w:r>
+        <w:rPr>
+          <w:sz w:val="28"/>
+          <w:szCs w:val="28"/>
+        </w:rPr>
+        <w:t>Show the journey of requests across services.</w:t>
+      </w:r>
+    </w:p>
+    <w:p>
+      <w:pPr>
+        <w:pStyle w:val="ListParagraph"/>
+        <w:numPr>
+          <w:ilvl w:val="0"/>
+          <w:numId w:val="1"/>
+        </w:numPr>
         <w:rPr>
           <w:b/>
           <w:bCs/>
           <w:sz w:val="30"/>
           <w:szCs w:val="30"/>
         </w:rPr>
-        <w:t>Traces –</w:t>
-      </w:r>
-      <w:r>
-        <w:t xml:space="preserve"> </w:t>
-      </w:r>
-      <w:r>
-        <w:rPr>
-          <w:sz w:val="28"/>
-          <w:szCs w:val="28"/>
-        </w:rPr>
-        <w:t>Request flow across services</w:t>
+      </w:pPr>
+      <w:r>
+        <w:rPr>
+          <w:sz w:val="28"/>
+          <w:szCs w:val="28"/>
+        </w:rPr>
+        <w:t>They help identify latency issues and understand service dependencies.</w:t>
+      </w:r>
+    </w:p>
+    <w:p>
+      <w:pPr>
+        <w:pStyle w:val="ListParagraph"/>
+        <w:numPr>
+          <w:ilvl w:val="0"/>
+          <w:numId w:val="1"/>
+        </w:numPr>
+        <w:rPr>
+          <w:sz w:val="28"/>
+          <w:szCs w:val="28"/>
+        </w:rPr>
+      </w:pPr>
+      <w:r>
+        <w:rPr>
+          <w:sz w:val="28"/>
+          <w:szCs w:val="28"/>
+        </w:rPr>
+        <w:t>Traces help track the complete journey of a request across multiple services in a distributed system.</w:t>
       </w:r>
     </w:p>
     <w:p/>
@@ -432,17 +636,62 @@
     </w:p>
     <w:p>
       <w:pPr>
-        <w:rPr>
-          <w:sz w:val="28"/>
-          <w:szCs w:val="28"/>
-        </w:rPr>
-      </w:pPr>
-      <w:r>
-        <w:rPr>
-          <w:sz w:val="28"/>
-          <w:szCs w:val="28"/>
-        </w:rPr>
-        <w:t>It helps engineers understand how fast or slow the system responds.</w:t>
+        <w:pStyle w:val="ListParagraph"/>
+        <w:numPr>
+          <w:ilvl w:val="0"/>
+          <w:numId w:val="1"/>
+        </w:numPr>
+        <w:rPr>
+          <w:sz w:val="28"/>
+          <w:szCs w:val="28"/>
+        </w:rPr>
+      </w:pPr>
+      <w:r>
+        <w:rPr>
+          <w:sz w:val="28"/>
+          <w:szCs w:val="28"/>
+        </w:rPr>
+        <w:t>Latency measures how long it takes for a system to respond to a request.</w:t>
+      </w:r>
+    </w:p>
+    <w:p>
+      <w:pPr>
+        <w:pStyle w:val="ListParagraph"/>
+        <w:numPr>
+          <w:ilvl w:val="0"/>
+          <w:numId w:val="1"/>
+        </w:numPr>
+        <w:rPr>
+          <w:sz w:val="28"/>
+          <w:szCs w:val="28"/>
+        </w:rPr>
+      </w:pPr>
+      <w:r>
+        <w:rPr>
+          <w:sz w:val="28"/>
+          <w:szCs w:val="28"/>
+        </w:rPr>
+        <w:t>High latency usually indicates slow system performance.</w:t>
+      </w:r>
+    </w:p>
+    <w:p>
+      <w:pPr>
+        <w:pStyle w:val="ListParagraph"/>
+        <w:numPr>
+          <w:ilvl w:val="0"/>
+          <w:numId w:val="1"/>
+        </w:numPr>
+        <w:rPr>
+          <w:sz w:val="28"/>
+          <w:szCs w:val="28"/>
+        </w:rPr>
+      </w:pPr>
+      <w:r>
+        <w:rPr>
+          <w:sz w:val="28"/>
+          <w:szCs w:val="28"/>
+        </w:rPr>
+        <w:t>The time taken for a system to process a request. If latency is high, the system may feel slow to users.</w:t>
       </w:r>
     </w:p>
     <w:p/>
@@ -480,15 +729,63 @@
       </w:r>
     </w:p>
     <w:p>
-      <w:r>
-        <w:rPr>
-          <w:sz w:val="28"/>
-          <w:szCs w:val="28"/>
-        </w:rPr>
-        <w:t>It shows the amount of load the system is receiving</w:t>
-      </w:r>
-      <w:r>
-        <w:t>.</w:t>
+      <w:pPr>
+        <w:pStyle w:val="ListParagraph"/>
+        <w:numPr>
+          <w:ilvl w:val="0"/>
+          <w:numId w:val="1"/>
+        </w:numPr>
+        <w:rPr>
+          <w:sz w:val="28"/>
+          <w:szCs w:val="28"/>
+        </w:rPr>
+      </w:pPr>
+      <w:r>
+        <w:rPr>
+          <w:sz w:val="28"/>
+          <w:szCs w:val="28"/>
+        </w:rPr>
+        <w:t>Traffic represents the number of requests handled by the system.</w:t>
+      </w:r>
+    </w:p>
+    <w:p>
+      <w:pPr>
+        <w:pStyle w:val="ListParagraph"/>
+        <w:numPr>
+          <w:ilvl w:val="0"/>
+          <w:numId w:val="1"/>
+        </w:numPr>
+        <w:rPr>
+          <w:sz w:val="28"/>
+          <w:szCs w:val="28"/>
+        </w:rPr>
+      </w:pPr>
+      <w:r>
+        <w:rPr>
+          <w:sz w:val="28"/>
+          <w:szCs w:val="28"/>
+        </w:rPr>
+        <w:t>It helps understand the workload and usage of the application.</w:t>
+      </w:r>
+    </w:p>
+    <w:p>
+      <w:pPr>
+        <w:pStyle w:val="ListParagraph"/>
+        <w:numPr>
+          <w:ilvl w:val="0"/>
+          <w:numId w:val="1"/>
+        </w:numPr>
+        <w:rPr>
+          <w:sz w:val="28"/>
+          <w:szCs w:val="28"/>
+        </w:rPr>
+      </w:pPr>
+      <w:r>
+        <w:rPr>
+          <w:sz w:val="28"/>
+          <w:szCs w:val="28"/>
+        </w:rPr>
+        <w:t>The number of requests the system receives. This shows how much load the system is handling</w:t>
       </w:r>
     </w:p>
     <w:p/>
@@ -521,17 +818,62 @@
     </w:p>
     <w:p>
       <w:pPr>
-        <w:rPr>
-          <w:sz w:val="28"/>
-          <w:szCs w:val="28"/>
-        </w:rPr>
-      </w:pPr>
-      <w:r>
-        <w:rPr>
-          <w:sz w:val="28"/>
-          <w:szCs w:val="28"/>
-        </w:rPr>
-        <w:t>A high error rate indicates problems in the application.</w:t>
+        <w:pStyle w:val="ListParagraph"/>
+        <w:numPr>
+          <w:ilvl w:val="0"/>
+          <w:numId w:val="1"/>
+        </w:numPr>
+        <w:rPr>
+          <w:sz w:val="28"/>
+          <w:szCs w:val="28"/>
+        </w:rPr>
+      </w:pPr>
+      <w:r>
+        <w:rPr>
+          <w:sz w:val="28"/>
+          <w:szCs w:val="28"/>
+        </w:rPr>
+        <w:t>Errors indicate the number of failed requests or system issues.</w:t>
+      </w:r>
+    </w:p>
+    <w:p>
+      <w:pPr>
+        <w:pStyle w:val="ListParagraph"/>
+        <w:numPr>
+          <w:ilvl w:val="0"/>
+          <w:numId w:val="1"/>
+        </w:numPr>
+        <w:rPr>
+          <w:sz w:val="28"/>
+          <w:szCs w:val="28"/>
+        </w:rPr>
+      </w:pPr>
+      <w:r>
+        <w:rPr>
+          <w:sz w:val="28"/>
+          <w:szCs w:val="28"/>
+        </w:rPr>
+        <w:t>A higher error rate shows that the system is not functioning correctly.</w:t>
+      </w:r>
+    </w:p>
+    <w:p>
+      <w:pPr>
+        <w:pStyle w:val="ListParagraph"/>
+        <w:numPr>
+          <w:ilvl w:val="0"/>
+          <w:numId w:val="1"/>
+        </w:numPr>
+        <w:rPr>
+          <w:sz w:val="28"/>
+          <w:szCs w:val="28"/>
+        </w:rPr>
+      </w:pPr>
+      <w:r>
+        <w:rPr>
+          <w:sz w:val="28"/>
+          <w:szCs w:val="28"/>
+        </w:rPr>
+        <w:t>The number of failed requests or system errors. A high error rate indicates that something is wrong.</w:t>
       </w:r>
     </w:p>
     <w:p/>
@@ -564,6 +906,11 @@
     </w:p>
     <w:p>
       <w:pPr>
+        <w:pStyle w:val="ListParagraph"/>
+        <w:numPr>
+          <w:ilvl w:val="0"/>
+          <w:numId w:val="1"/>
+        </w:numPr>
         <w:rPr>
           <w:sz w:val="28"/>
           <w:szCs w:val="28"/>
@@ -575,6 +922,46 @@
           <w:szCs w:val="28"/>
         </w:rPr>
         <w:t>It shows how close the system is to its capacity limits.</w:t>
+      </w:r>
+    </w:p>
+    <w:p>
+      <w:pPr>
+        <w:pStyle w:val="ListParagraph"/>
+        <w:numPr>
+          <w:ilvl w:val="0"/>
+          <w:numId w:val="1"/>
+        </w:numPr>
+        <w:rPr>
+          <w:sz w:val="28"/>
+          <w:szCs w:val="28"/>
+        </w:rPr>
+      </w:pPr>
+      <w:r>
+        <w:rPr>
+          <w:sz w:val="28"/>
+          <w:szCs w:val="28"/>
+        </w:rPr>
+        <w:t>Saturation shows how much system resources like CPU or memory are being used.</w:t>
+      </w:r>
+    </w:p>
+    <w:p>
+      <w:pPr>
+        <w:pStyle w:val="ListParagraph"/>
+        <w:numPr>
+          <w:ilvl w:val="0"/>
+          <w:numId w:val="1"/>
+        </w:numPr>
+        <w:rPr>
+          <w:sz w:val="28"/>
+          <w:szCs w:val="28"/>
+        </w:rPr>
+      </w:pPr>
+      <w:r>
+        <w:rPr>
+          <w:sz w:val="28"/>
+          <w:szCs w:val="28"/>
+        </w:rPr>
+        <w:t>If resources are fully utilized, the system may struggle to handle more requests.</w:t>
       </w:r>
     </w:p>
     <w:sectPr>
@@ -585,6 +972,126 @@
     </w:sectPr>
   </w:body>
 </w:document>
+</file>
+
+<file path=word/numbering.xml><?xml version="1.0" encoding="utf-8"?>
+<w:numbering xmlns:wpc="http://schemas.microsoft.com/office/word/2010/wordprocessingCanvas" xmlns:cx="http://schemas.microsoft.com/office/drawing/2014/chartex" xmlns:cx1="http://schemas.microsoft.com/office/drawing/2015/9/8/chartex" xmlns:cx2="http://schemas.microsoft.com/office/drawing/2015/10/21/chartex" xmlns:cx3="http://schemas.microsoft.com/office/drawing/2016/5/9/chartex" xmlns:cx4="http://schemas.microsoft.com/office/drawing/2016/5/10/chartex" xmlns:cx5="http://schemas.microsoft.com/office/drawing/2016/5/11/chartex" xmlns:cx6="http://schemas.microsoft.com/office/drawing/2016/5/12/chartex" xmlns:cx7="http://schemas.microsoft.com/office/drawing/2016/5/13/chartex" xmlns:cx8="http://schemas.microsoft.com/office/drawing/2016/5/14/chartex" xmlns:mc="http://schemas.openxmlformats.org/markup-compatibility/2006" xmlns:aink="http://schemas.microsoft.com/office/drawing/2016/ink" xmlns:am3d="http://schemas.microsoft.com/office/drawing/2017/model3d" xmlns:o="urn:schemas-microsoft-com:office:office" xmlns:oel="http://schemas.microsoft.com/office/2019/extlst" xmlns:r="http://schemas.openxmlformats.org/officeDocument/2006/relationships" xmlns:m="http://schemas.openxmlformats.org/officeDocument/2006/math" xmlns:v="urn:schemas-microsoft-com:vml" xmlns:wp14="http://schemas.microsoft.com/office/word/2010/wordprocessingDrawing" xmlns:wp="http://schemas.openxmlformats.org/drawingml/2006/wordprocessingDrawing" xmlns:w10="urn:schemas-microsoft-com:office:word" xmlns:w="http://schemas.openxmlformats.org/wordprocessingml/2006/main" xmlns:w14="http://schemas.microsoft.com/office/word/2010/wordml" xmlns:w15="http://schemas.microsoft.com/office/word/2012/wordml" xmlns:w16cex="http://schemas.microsoft.com/office/word/2018/wordml/cex" xmlns:w16cid="http://schemas.microsoft.com/office/word/2016/wordml/cid" xmlns:w16="http://schemas.microsoft.com/office/word/2018/wordml" xmlns:w16du="http://schemas.microsoft.com/office/word/2023/wordml/word16du" xmlns:w16sdtdh="http://schemas.microsoft.com/office/word/2020/wordml/sdtdatahash" xmlns:w16sdtfl="http://schemas.microsoft.com/office/word/2024/wordml/sdtformatlock" xmlns:w16se="http://schemas.microsoft.com/office/word/2015/wordml/symex" xmlns:wpg="http://schemas.microsoft.com/office/word/2010/wordprocessingGroup" xmlns:wpi="http://schemas.microsoft.com/office/word/2010/wordprocessingInk" xmlns:wne="http://schemas.microsoft.com/office/word/2006/wordml" xmlns:wps="http://schemas.microsoft.com/office/word/2010/wordprocessingShape" mc:Ignorable="w14 w15 w16se w16cid w16 w16cex w16sdtdh w16sdtfl w16du wp14">
+  <w:abstractNum w:abstractNumId="0" w15:restartNumberingAfterBreak="0">
+    <w:nsid w:val="69F936A0"/>
+    <w:multiLevelType w:val="hybridMultilevel"/>
+    <w:tmpl w:val="65A6EB8C"/>
+    <w:lvl w:ilvl="0" w:tplc="CC4657DE">
+      <w:numFmt w:val="bullet"/>
+      <w:lvlText w:val="-"/>
+      <w:lvlJc w:val="left"/>
+      <w:pPr>
+        <w:ind w:left="720" w:hanging="360"/>
+      </w:pPr>
+      <w:rPr>
+        <w:rFonts w:ascii="Calibri" w:eastAsiaTheme="minorHAnsi" w:hAnsi="Calibri" w:cs="Calibri" w:hint="default"/>
+      </w:rPr>
+    </w:lvl>
+    <w:lvl w:ilvl="1" w:tplc="40090003" w:tentative="1">
+      <w:start w:val="1"/>
+      <w:numFmt w:val="bullet"/>
+      <w:lvlText w:val="o"/>
+      <w:lvlJc w:val="left"/>
+      <w:pPr>
+        <w:ind w:left="1440" w:hanging="360"/>
+      </w:pPr>
+      <w:rPr>
+        <w:rFonts w:ascii="Courier New" w:hAnsi="Courier New" w:cs="Courier New" w:hint="default"/>
+      </w:rPr>
+    </w:lvl>
+    <w:lvl w:ilvl="2" w:tplc="40090005" w:tentative="1">
+      <w:start w:val="1"/>
+      <w:numFmt w:val="bullet"/>
+      <w:lvlText w:val=""/>
+      <w:lvlJc w:val="left"/>
+      <w:pPr>
+        <w:ind w:left="2160" w:hanging="360"/>
+      </w:pPr>
+      <w:rPr>
+        <w:rFonts w:ascii="Wingdings" w:hAnsi="Wingdings" w:hint="default"/>
+      </w:rPr>
+    </w:lvl>
+    <w:lvl w:ilvl="3" w:tplc="40090001" w:tentative="1">
+      <w:start w:val="1"/>
+      <w:numFmt w:val="bullet"/>
+      <w:lvlText w:val=""/>
+      <w:lvlJc w:val="left"/>
+      <w:pPr>
+        <w:ind w:left="2880" w:hanging="360"/>
+      </w:pPr>
+      <w:rPr>
+        <w:rFonts w:ascii="Symbol" w:hAnsi="Symbol" w:hint="default"/>
+      </w:rPr>
+    </w:lvl>
+    <w:lvl w:ilvl="4" w:tplc="40090003" w:tentative="1">
+      <w:start w:val="1"/>
+      <w:numFmt w:val="bullet"/>
+      <w:lvlText w:val="o"/>
+      <w:lvlJc w:val="left"/>
+      <w:pPr>
+        <w:ind w:left="3600" w:hanging="360"/>
+      </w:pPr>
+      <w:rPr>
+        <w:rFonts w:ascii="Courier New" w:hAnsi="Courier New" w:cs="Courier New" w:hint="default"/>
+      </w:rPr>
+    </w:lvl>
+    <w:lvl w:ilvl="5" w:tplc="40090005" w:tentative="1">
+      <w:start w:val="1"/>
+      <w:numFmt w:val="bullet"/>
+      <w:lvlText w:val=""/>
+      <w:lvlJc w:val="left"/>
+      <w:pPr>
+        <w:ind w:left="4320" w:hanging="360"/>
+      </w:pPr>
+      <w:rPr>
+        <w:rFonts w:ascii="Wingdings" w:hAnsi="Wingdings" w:hint="default"/>
+      </w:rPr>
+    </w:lvl>
+    <w:lvl w:ilvl="6" w:tplc="40090001" w:tentative="1">
+      <w:start w:val="1"/>
+      <w:numFmt w:val="bullet"/>
+      <w:lvlText w:val=""/>
+      <w:lvlJc w:val="left"/>
+      <w:pPr>
+        <w:ind w:left="5040" w:hanging="360"/>
+      </w:pPr>
+      <w:rPr>
+        <w:rFonts w:ascii="Symbol" w:hAnsi="Symbol" w:hint="default"/>
+      </w:rPr>
+    </w:lvl>
+    <w:lvl w:ilvl="7" w:tplc="40090003" w:tentative="1">
+      <w:start w:val="1"/>
+      <w:numFmt w:val="bullet"/>
+      <w:lvlText w:val="o"/>
+      <w:lvlJc w:val="left"/>
+      <w:pPr>
+        <w:ind w:left="5760" w:hanging="360"/>
+      </w:pPr>
+      <w:rPr>
+        <w:rFonts w:ascii="Courier New" w:hAnsi="Courier New" w:cs="Courier New" w:hint="default"/>
+      </w:rPr>
+    </w:lvl>
+    <w:lvl w:ilvl="8" w:tplc="40090005" w:tentative="1">
+      <w:start w:val="1"/>
+      <w:numFmt w:val="bullet"/>
+      <w:lvlText w:val=""/>
+      <w:lvlJc w:val="left"/>
+      <w:pPr>
+        <w:ind w:left="6480" w:hanging="360"/>
+      </w:pPr>
+      <w:rPr>
+        <w:rFonts w:ascii="Wingdings" w:hAnsi="Wingdings" w:hint="default"/>
+      </w:rPr>
+    </w:lvl>
+  </w:abstractNum>
+  <w:num w:numId="1" w16cid:durableId="740717458">
+    <w:abstractNumId w:val="0"/>
+  </w:num>
+</w:numbering>
 </file>
 
 <file path=word/styles.xml><?xml version="1.0" encoding="utf-8"?>
@@ -1190,7 +1697,6 @@
   <w:style w:type="character" w:default="1" w:styleId="DefaultParagraphFont">
     <w:name w:val="Default Paragraph Font"/>
     <w:uiPriority w:val="1"/>
-    <w:semiHidden/>
     <w:unhideWhenUsed/>
   </w:style>
   <w:style w:type="table" w:default="1" w:styleId="TableNormal">
